--- a/zanyatiya/Zanyatie_03_Lekciya_Konspekt.docx
+++ b/zanyatiya/Zanyatie_03_Lekciya_Konspekt.docx
@@ -48,7 +48,7 @@
           <w:sz w:val="32"/>
           <w:szCs w:val="32"/>
         </w:rPr>
-        <w:t xml:space="preserve">Занятие 3. Разбор практики 1: почему у вас не получалось</w:t>
+        <w:t xml:space="preserve">Занятие 3. Разбор практики 1: сложности, с которыми вы встретились</w:t>
       </w:r>
     </w:p>
     <w:p>
@@ -76,7 +76,7 @@
           <w:sz w:val="19"/>
           <w:szCs w:val="19"/>
         </w:rPr>
-        <w:t xml:space="preserve">Место в курсе: первая половина занятия 3 (19.09.2026). Разбор затруднений, возникших у студентов при заполнении раздаточных листов на практике 1 (12.09.2026)</w:t>
+        <w:t xml:space="preserve">Место в курсе: первая половина занятия 3 (19.09.2026). Разбор сложностей, с которыми студенты встретились при заполнении раздаточных листов на практике 1 (12.09.2026)</w:t>
       </w:r>
     </w:p>
     <w:p>
@@ -109,23 +109,23 @@
           <w:sz w:val="22"/>
           <w:szCs w:val="22"/>
         </w:rPr>
-        <w:t xml:space="preserve">На практике 1 (12.09) студенты получили раздаточные листы и задание заполнить формулу ценностного предложения для двух концептов, выбрать один по четырём критериям и развернуть цель по методу SMART. Теоретическое обоснование ни одного из этих инструментов до начала работы не давалось — сознательно. Ни одна команда не заполнила оба листа без затруднений, и это был ожидаемый и запланированный результат.</w:t>
-      </w:r>
-    </w:p>
-    <w:p>
-      <w:pPr>
-        <w:spacing w:after="140" w:before="0" w:line="288"/>
-      </w:pPr>
-      <w:r>
-        <w:rPr>
-          <w:rFonts w:ascii="Arial" w:cs="Arial" w:eastAsia="Arial" w:hAnsi="Arial"/>
-          <w:b/>
-          <w:bCs/>
-          <w:color w:val="1A1A1A"/>
-          <w:sz w:val="22"/>
-          <w:szCs w:val="22"/>
-        </w:rPr>
-        <w:t xml:space="preserve">Сегодняшнее занятие — не новая тема. Это разбор тех мест, где работа встала, и объяснение, зачем каждый из этих инструментов вообще нужен. Задача занятия — чтобы каждая команда смогла переделать оба своих листа заново, уже понимая, что и зачем она пишет.</w:t>
+        <w:t xml:space="preserve">На практике 1 (12.09) студенты получили раздаточные листы и задание заполнить формулу ценностного предложения для двух концептов, выбрать один по четырём критериям и развернуть цель по методу SMART. Теоретическое обоснование ни одного из этих инструментов до начала работы не давалось — сознательно. Почти в каждой команде часть строк вызвала спор или осталась незаполненной, и это был ожидаемый и запланированный результат.</w:t>
+      </w:r>
+    </w:p>
+    <w:p>
+      <w:pPr>
+        <w:spacing w:after="140" w:before="0" w:line="288"/>
+      </w:pPr>
+      <w:r>
+        <w:rPr>
+          <w:rFonts w:ascii="Arial" w:cs="Arial" w:eastAsia="Arial" w:hAnsi="Arial"/>
+          <w:b/>
+          <w:bCs/>
+          <w:color w:val="1A1A1A"/>
+          <w:sz w:val="22"/>
+          <w:szCs w:val="22"/>
+        </w:rPr>
+        <w:t xml:space="preserve">Сегодняшнее занятие — не новая тема. Это разбор именно тех мест, где работа шла тяжело, и объяснение, зачем каждый из этих инструментов вообще нужен. Задача занятия — чтобы дома каждая команда смогла сделать ещё один подход к обоим листам, уже понимая, что и зачем она пишет.</w:t>
       </w:r>
     </w:p>
     <w:p>
@@ -210,7 +210,7 @@
           <w:sz w:val="22"/>
           <w:szCs w:val="22"/>
         </w:rPr>
-        <w:t xml:space="preserve">объяснить причину каждого из собственных затруднений при заполнении раздаточных листов; диагностировать типовые ошибки формулировок; различать цель продукта, цель проекта и задачу</w:t>
+        <w:t xml:space="preserve">объяснить причину каждой из сложностей, встретившихся при заполнении раздаточных листов; диагностировать типовые ошибки формулировок; различать цель продукта, цель проекта и задачу</w:t>
       </w:r>
     </w:p>
     <w:p>
@@ -236,7 +236,7 @@
           <w:sz w:val="22"/>
           <w:szCs w:val="22"/>
         </w:rPr>
-        <w:t xml:space="preserve">навыком повторного, осознанного заполнения листа 1 и листа 2 применительно к собственному проекту</w:t>
+        <w:t xml:space="preserve">навыком осознанного повторного заполнения листа 1 и листа 2 применительно к собственному проекту</w:t>
       </w:r>
     </w:p>
     <w:p>
@@ -281,7 +281,7 @@
           <w:sz w:val="22"/>
           <w:szCs w:val="22"/>
         </w:rPr>
-        <w:t xml:space="preserve">Замысел практики 1: почему затруднение предшествовало объяснению. Инвентаризация затруднений.</w:t>
+        <w:t xml:space="preserve">Замысел практики 1: почему задание предшествовало объяснению. Какие сложности встретились.</w:t>
       </w:r>
     </w:p>
     <w:p>
@@ -307,7 +307,7 @@
           <w:sz w:val="22"/>
           <w:szCs w:val="22"/>
         </w:rPr>
-        <w:t xml:space="preserve">Карта фазы инициации: где на ней расположены возникшие затруднения.</w:t>
+        <w:t xml:space="preserve">Карта фазы инициации: где на ней расположены встретившиеся сложности.</w:t>
       </w:r>
     </w:p>
     <w:p>
@@ -333,7 +333,7 @@
           <w:sz w:val="22"/>
           <w:szCs w:val="22"/>
         </w:rPr>
-        <w:t xml:space="preserve">Затруднения с адресатом, альтернативой и выгодой: ценностное предложение.</w:t>
+        <w:t xml:space="preserve">Сложности с адресатом, альтернативой и выгодой: ценностное предложение.</w:t>
       </w:r>
     </w:p>
     <w:p>
@@ -359,7 +359,7 @@
           <w:sz w:val="22"/>
           <w:szCs w:val="22"/>
         </w:rPr>
-        <w:t xml:space="preserve">Затруднения с числом и сроком: метод SMART и уровни описания результата.</w:t>
+        <w:t xml:space="preserve">Сложности с числом и сроком: метод SMART и уровни описания результата.</w:t>
       </w:r>
     </w:p>
     <w:p>
@@ -385,7 +385,7 @@
           <w:sz w:val="22"/>
           <w:szCs w:val="22"/>
         </w:rPr>
-        <w:t xml:space="preserve">Затруднения с масштабом проекта и с отказом от идеи.</w:t>
+        <w:t xml:space="preserve">Сложности с масштабом проекта и с отказом от идеи.</w:t>
       </w:r>
     </w:p>
     <w:p>
@@ -411,7 +411,7 @@
           <w:sz w:val="22"/>
           <w:szCs w:val="22"/>
         </w:rPr>
-        <w:t xml:space="preserve">Порядок повторного заполнения листов. Точка фиксации темы проекта.</w:t>
+        <w:t xml:space="preserve">Порядок второго подхода к листам. Точка фиксации темы проекта.</w:t>
       </w:r>
     </w:p>
     <w:p>
@@ -430,7 +430,7 @@
           <w:sz w:val="27"/>
           <w:szCs w:val="27"/>
         </w:rPr>
-        <w:t xml:space="preserve">Учебный вопрос 1. Замысел практики 1 и инвентаризация затруднений</w:t>
+        <w:t xml:space="preserve">Учебный вопрос 1. Замысел практики 1 и встретившиеся сложности</w:t>
       </w:r>
     </w:p>
     <w:p>
@@ -488,7 +488,7 @@
           <w:sz w:val="22"/>
           <w:szCs w:val="22"/>
         </w:rPr>
-        <w:t xml:space="preserve">Практическое следствие для сегодняшнего занятия: перечисленные ниже затруднения представляют собой не индивидуальные неудачи отдельных команд, а закономерный и заранее ожидавшийся результат, общий для всех. Каждое из них соответствует определённому пробелу в теоретическом аппарате и будет закрыто в одном из последующих учебных вопросов.</w:t>
+        <w:t xml:space="preserve">Практическое следствие для сегодняшнего занятия: перечисленные ниже сложности представляют собой не недоработку отдельных команд, а закономерный и заранее ожидавшийся результат, общий для всех. Каждая из них соответствует определённому пробелу в теоретическом аппарате и будет разобрана в одном из последующих учебных вопросов.</w:t>
       </w:r>
     </w:p>
     <w:p>
@@ -504,7 +504,7 @@
           <w:sz w:val="23"/>
           <w:szCs w:val="23"/>
         </w:rPr>
-        <w:t xml:space="preserve">Пять затруднений, зафиксированных на практике 1</w:t>
+        <w:t xml:space="preserve">Пять сложностей, встретившихся на практике 1</w:t>
       </w:r>
     </w:p>
     <w:p>
@@ -525,7 +525,7 @@
           <w:sz w:val="21"/>
           <w:szCs w:val="21"/>
         </w:rPr>
-        <w:t xml:space="preserve">Затруднение 1. </w:t>
+        <w:t xml:space="preserve">Сложность 1. </w:t>
       </w:r>
       <w:r>
         <w:rPr>
@@ -534,7 +534,7 @@
           <w:sz w:val="21"/>
           <w:szCs w:val="21"/>
         </w:rPr>
-        <w:t xml:space="preserve">Строка «для кого». Вместо конкретной группы записывалось «для студентов», «для людей», «для всех» — сузить адресата не удавалось. Закрывается учебным вопросом 3.</w:t>
+        <w:t xml:space="preserve">Строка «для кого». Вместо конкретной группы записывалось «для студентов», «для людей», «для всех»: сузить адресата было трудно. Разбирается в учебном вопросе 3.</w:t>
       </w:r>
     </w:p>
     <w:p>
@@ -555,7 +555,7 @@
           <w:sz w:val="21"/>
           <w:szCs w:val="21"/>
         </w:rPr>
-        <w:t xml:space="preserve">Затруднение 2. </w:t>
+        <w:t xml:space="preserve">Сложность 2. </w:t>
       </w:r>
       <w:r>
         <w:rPr>
@@ -564,7 +564,7 @@
           <w:sz w:val="21"/>
           <w:szCs w:val="21"/>
         </w:rPr>
-        <w:t xml:space="preserve">Строка «в отличие от чего». Записывалось «аналогов нет» либо строка оставалась пустой: казалось, что задача сейчас не решается никак. Закрывается учебным вопросом 3.</w:t>
+        <w:t xml:space="preserve">Строка «в отличие от чего». Записывалось «аналогов нет» либо строка оставалась пустой: казалось, что задача сейчас не решается никак. Разбирается в учебном вопросе 3.</w:t>
       </w:r>
     </w:p>
     <w:p>
@@ -585,7 +585,7 @@
           <w:sz w:val="21"/>
           <w:szCs w:val="21"/>
         </w:rPr>
-        <w:t xml:space="preserve">Затруднение 3. </w:t>
+        <w:t xml:space="preserve">Сложность 3. </w:t>
       </w:r>
       <w:r>
         <w:rPr>
@@ -594,7 +594,7 @@
           <w:sz w:val="21"/>
           <w:szCs w:val="21"/>
         </w:rPr>
-        <w:t xml:space="preserve">Строка «какую выгоду даёт». Записывалось «станет удобнее», «станет лучше» — без признака, по которому улучшение можно было бы проверить. Закрывается учебным вопросом 3.</w:t>
+        <w:t xml:space="preserve">Строка «какую выгоду даёт». Записывалось «станет удобнее», «станет лучше» — без признака, по которому улучшение можно было бы проверить. Разбирается в учебном вопросе 3.</w:t>
       </w:r>
     </w:p>
     <w:p>
@@ -615,7 +615,7 @@
           <w:sz w:val="21"/>
           <w:szCs w:val="21"/>
         </w:rPr>
-        <w:t xml:space="preserve">Затруднение 4. </w:t>
+        <w:t xml:space="preserve">Сложность 4. </w:t>
       </w:r>
       <w:r>
         <w:rPr>
@@ -624,7 +624,7 @@
           <w:sz w:val="21"/>
           <w:szCs w:val="21"/>
         </w:rPr>
-        <w:t xml:space="preserve">Буквы M и T в листе 2. Было неясно, откуда взять число и какую дату указать; писалось «в течение семестра». Буквы A и R нередко пропускались. Закрывается учебным вопросом 4.</w:t>
+        <w:t xml:space="preserve">Буквы M и T в листе 2. Было неясно, откуда взять число и какую дату указать; писалось «в течение семестра». Буквы A и R нередко пропускались. Разбирается в учебном вопросе 4.</w:t>
       </w:r>
     </w:p>
     <w:p>
@@ -645,7 +645,7 @@
           <w:sz w:val="21"/>
           <w:szCs w:val="21"/>
         </w:rPr>
-        <w:t xml:space="preserve">Затруднение 5. </w:t>
+        <w:t xml:space="preserve">Сложность 5. </w:t>
       </w:r>
       <w:r>
         <w:rPr>
@@ -654,21 +654,21 @@
           <w:sz w:val="21"/>
           <w:szCs w:val="21"/>
         </w:rPr>
-        <w:t xml:space="preserve">Общее ощущение формальности процедуры: оставалось непонятным, зачем нужны четыре строки и пять букв, если идея и так ясна авторам. Закрывается учебными вопросами 3 и 4, где для каждого инструмента указана его функция.</w:t>
-      </w:r>
-    </w:p>
-    <w:p>
-      <w:pPr>
-        <w:spacing w:after="140" w:before="0" w:line="288"/>
-      </w:pPr>
-      <w:r>
-        <w:rPr>
-          <w:rFonts w:ascii="Arial" w:cs="Arial" w:eastAsia="Arial" w:hAnsi="Arial"/>
-          <w:color w:val="1A1A1A"/>
-          <w:sz w:val="22"/>
-          <w:szCs w:val="22"/>
-        </w:rPr>
-        <w:t xml:space="preserve">Отдельно следует отметить затруднение, возникавшее при выборе одного концепта из двух: у ряда команд второй концепт был заполнен формально, «для галочки», поскольку решение фактически было принято заранее. Причина этого разбирается в учебном вопросе 2.</w:t>
+        <w:t xml:space="preserve">Общее ощущение формальности процедуры: оставалось непонятным, зачем нужны четыре строки и пять букв, если идея и так ясна авторам. Разбирается в учебных вопросах 3 и 4, где для каждого инструмента указана его функция.</w:t>
+      </w:r>
+    </w:p>
+    <w:p>
+      <w:pPr>
+        <w:spacing w:after="140" w:before="0" w:line="288"/>
+      </w:pPr>
+      <w:r>
+        <w:rPr>
+          <w:rFonts w:ascii="Arial" w:cs="Arial" w:eastAsia="Arial" w:hAnsi="Arial"/>
+          <w:color w:val="1A1A1A"/>
+          <w:sz w:val="22"/>
+          <w:szCs w:val="22"/>
+        </w:rPr>
+        <w:t xml:space="preserve">Отдельно следует отметить сложность, возникавшую при выборе одного концепта из двух: у ряда команд второй концепт появился уже после того, как решение фактически сложилось. Причина этого разбирается в учебном вопросе 2.</w:t>
       </w:r>
     </w:p>
     <w:p>
@@ -923,7 +923,7 @@
           <w:sz w:val="22"/>
           <w:szCs w:val="22"/>
         </w:rPr>
-        <w:t xml:space="preserve">На практике 1 студенты выполняли шаги 1–5. Затруднения 1–3 относятся к шагу 4, затруднение 4 — к шагу 5. Шаг 6 будет выполнен 26.09, шаг 7 — во второй половине сегодняшнего занятия, шаг 8 — 26.09.</w:t>
+        <w:t xml:space="preserve">На практике 1 студенты выполняли шаги 1–5. Сложности 1–3 относятся к шагу 4, сложность 4 — к шагу 5. Шаг 6 будет выполнен 26.09, шаг 7 — во второй половине сегодняшнего занятия, шаг 8 — 26.09.</w:t>
       </w:r>
     </w:p>
     <w:p>
@@ -953,7 +953,7 @@
           <w:sz w:val="22"/>
           <w:szCs w:val="22"/>
         </w:rPr>
-        <w:t xml:space="preserve">Шаг 2 предписывает генерацию не менее двух альтернатив. Это требование реализует принцип разделения двух разнонаправленных мыслительных операций: дивергенции — намеренного расширения поля вариантов, и конвергенции — их последующего сужения по формализованным критериям. Формальное заполнение второго концепта «для галочки» означает, что дивергенция фактически не выполнена: решение принято до сравнения, и критерии применялись к уже выбранному варианту задним числом. Такая процедура не даёт того, ради чего она существует, — возможности обосновать выбор перед третьим лицом, а не сослаться на предпочтение авторов.</w:t>
+        <w:t xml:space="preserve">Шаг 2 предписывает генерацию не менее двух альтернатив. Это требование реализует принцип разделения двух разнонаправленных мыслительных операций: дивергенции — намеренного расширения поля вариантов, и конвергенции — их последующего сужения по формализованным критериям. Если второй концепт появился уже после того, как решение сложилось, дивергенция фактически не выполнена: критерии применяются задним числом к выбранному варианту. Такая процедура не даёт того, ради чего она существует, — возможности обосновать выбор перед третьим лицом, а не сослаться на предпочтение авторов.</w:t>
       </w:r>
     </w:p>
     <w:p>
@@ -972,7 +972,7 @@
           <w:sz w:val="27"/>
           <w:szCs w:val="27"/>
         </w:rPr>
-        <w:t xml:space="preserve">Учебный вопрос 3. Ценностное предложение: затруднения 1–3</w:t>
+        <w:t xml:space="preserve">Учебный вопрос 3. Ценностное предложение: сложности 1–3</w:t>
       </w:r>
     </w:p>
     <w:p>
@@ -1016,7 +1016,7 @@
           <w:sz w:val="22"/>
           <w:szCs w:val="22"/>
         </w:rPr>
-        <w:t xml:space="preserve">Формула содержит четыре обязательных элемента: адресат, предмет, выгоду и альтернативу. Отсутствие любого из них делает утверждение непроверяемым — и именно на трёх из этих четырёх элементах возникли затруднения.</w:t>
+        <w:t xml:space="preserve">Формула содержит четыре обязательных элемента: адресат, предмет, выгоду и альтернативу. Отсутствие любого из них делает утверждение непроверяемым — и именно на трёх из этих четырёх элементов работа шла тяжело.</w:t>
       </w:r>
     </w:p>
     <w:p>
@@ -1032,21 +1032,21 @@
           <w:sz w:val="23"/>
           <w:szCs w:val="23"/>
         </w:rPr>
-        <w:t xml:space="preserve">Затруднение 1: почему не удавалось сузить адресата</w:t>
-      </w:r>
-    </w:p>
-    <w:p>
-      <w:pPr>
-        <w:spacing w:after="140" w:before="0" w:line="288"/>
-      </w:pPr>
-      <w:r>
-        <w:rPr>
-          <w:rFonts w:ascii="Arial" w:cs="Arial" w:eastAsia="Arial" w:hAnsi="Arial"/>
-          <w:color w:val="1A1A1A"/>
-          <w:sz w:val="22"/>
-          <w:szCs w:val="22"/>
-        </w:rPr>
-        <w:t xml:space="preserve">Формулировка «для студентов» не является ошибкой невнимательности. Она возникает потому, что на этапе замысла авторы проекта, как правило, исходят из собственного опыта, а собственный опыт не осознаётся как частный: проблема, знакомая автору, кажется ему общей. Операциональный критерий достаточной конкретности адресата следующий: группа названа достаточно узко, если её представителей можно физически найти и опросить. «Студенты» опросить нельзя — можно опросить «студентов первого курса, сдающих первую сессию».</w:t>
+        <w:t xml:space="preserve">Сложность 1: почему сузить адресата было трудно</w:t>
+      </w:r>
+    </w:p>
+    <w:p>
+      <w:pPr>
+        <w:spacing w:after="140" w:before="0" w:line="288"/>
+      </w:pPr>
+      <w:r>
+        <w:rPr>
+          <w:rFonts w:ascii="Arial" w:cs="Arial" w:eastAsia="Arial" w:hAnsi="Arial"/>
+          <w:color w:val="1A1A1A"/>
+          <w:sz w:val="22"/>
+          <w:szCs w:val="22"/>
+        </w:rPr>
+        <w:t xml:space="preserve">Формулировка «для студентов» не является следствием невнимательности. Она возникает потому, что на этапе замысла авторы проекта, как правило, исходят из собственного опыта, а собственный опыт не осознаётся как частный: проблема, знакомая автору, кажется ему общей. Операциональный критерий достаточной конкретности адресата следующий: группа названа достаточно узко, если её представителей можно физически найти и опросить. «Студенты» опросить нельзя — можно опросить «студентов первого курса, сдающих первую сессию».</w:t>
       </w:r>
     </w:p>
     <w:p>
@@ -1062,7 +1062,7 @@
           <w:sz w:val="23"/>
           <w:szCs w:val="23"/>
         </w:rPr>
-        <w:t xml:space="preserve">Затруднение 2: почему казалось, что альтернативы нет</w:t>
+        <w:t xml:space="preserve">Сложность 2: почему казалось, что альтернативы нет</w:t>
       </w:r>
     </w:p>
     <w:p>
@@ -1092,7 +1092,7 @@
           <w:sz w:val="23"/>
           <w:szCs w:val="23"/>
         </w:rPr>
-        <w:t xml:space="preserve">Затруднение 3: почему выгода не поддавалась измерению</w:t>
+        <w:t xml:space="preserve">Сложность 3: почему выгоду было трудно измерить</w:t>
       </w:r>
     </w:p>
     <w:p>
@@ -1124,7 +1124,7 @@
           <w:sz w:val="23"/>
           <w:szCs w:val="23"/>
         </w:rPr>
-        <w:t xml:space="preserve">Затруднение 5 в части ценностного предложения: зачем этот инструмент нужен</w:t>
+        <w:t xml:space="preserve">Сложность 5: зачем этот инструмент нужен</w:t>
       </w:r>
     </w:p>
     <w:p>
@@ -1157,7 +1157,7 @@
           <w:sz w:val="27"/>
           <w:szCs w:val="27"/>
         </w:rPr>
-        <w:t xml:space="preserve">Учебный вопрос 4. Метод SMART: затруднение 4</w:t>
+        <w:t xml:space="preserve">Учебный вопрос 4. Метод SMART: сложность 4</w:t>
       </w:r>
     </w:p>
     <w:p>
@@ -1231,7 +1231,7 @@
           <w:sz w:val="22"/>
           <w:szCs w:val="22"/>
         </w:rPr>
-        <w:t xml:space="preserve">Затруднение с буквой M имеет ту же природу, что затруднение 3: число невозможно назвать, пока не определено, что именно измеряется и относительно чего. Измеримость требует трёх составляющих: измеряемой величины, единиц измерения и способа получения значения. Если хотя бы одна не определена, число либо не появляется вовсе, либо оказывается произвольным. Приблизительное число, полученное из явно названного способа измерения, предпочтительнее отсутствия числа: приблизительное значение может быть уточнено по ходу работы, тогда как отсутствующее не может быть проверено никогда.</w:t>
+        <w:t xml:space="preserve">Сложность с буквой M имеет ту же природу, что сложность 3: число невозможно назвать, пока не определено, что именно измеряется и относительно чего. Измеримость требует трёх составляющих: измеряемой величины, единиц измерения и способа получения значения. Если хотя бы одна не определена, число либо не появляется вовсе, либо оказывается произвольным. Приблизительное число, полученное из явно названного способа измерения, предпочтительнее отсутствия числа: приблизительное значение может быть уточнено по ходу работы, тогда как отсутствующее не может быть проверено никогда.</w:t>
       </w:r>
     </w:p>
     <w:p>
@@ -1418,7 +1418,7 @@
           <w:sz w:val="22"/>
           <w:szCs w:val="22"/>
         </w:rPr>
-        <w:t xml:space="preserve">Два затруднения, не связанных с формулировками напрямую, но проявившихся при выборе концепта.</w:t>
+        <w:t xml:space="preserve">Две сложности, не связанные с формулировками напрямую, но проявившиеся при выборе концепта.</w:t>
       </w:r>
     </w:p>
     <w:p>
@@ -1527,23 +1527,23 @@
           <w:sz w:val="27"/>
           <w:szCs w:val="27"/>
         </w:rPr>
-        <w:t xml:space="preserve">Учебный вопрос 6. Порядок повторного заполнения листов</w:t>
-      </w:r>
-    </w:p>
-    <w:p>
-      <w:pPr>
-        <w:spacing w:after="140" w:before="0" w:line="288"/>
-      </w:pPr>
-      <w:r>
-        <w:rPr>
-          <w:rFonts w:ascii="Arial" w:cs="Arial" w:eastAsia="Arial" w:hAnsi="Arial"/>
-          <w:b/>
-          <w:bCs/>
-          <w:color w:val="1A1A1A"/>
-          <w:sz w:val="22"/>
-          <w:szCs w:val="22"/>
-        </w:rPr>
-        <w:t xml:space="preserve">Основное задание по итогам занятия — не правка, а повторное заполнение обоих листов. Правка исходного листа сохраняет его исходную логику и, как правило, приводит лишь к замене отдельных слов; при повторном заполнении с чистого листа команда воспроизводит рассуждение заново, уже располагая теоретическим аппаратом.</w:t>
+        <w:t xml:space="preserve">Учебный вопрос 6. Порядок второго подхода к листам</w:t>
+      </w:r>
+    </w:p>
+    <w:p>
+      <w:pPr>
+        <w:spacing w:after="140" w:before="0" w:line="288"/>
+      </w:pPr>
+      <w:r>
+        <w:rPr>
+          <w:rFonts w:ascii="Arial" w:cs="Arial" w:eastAsia="Arial" w:hAnsi="Arial"/>
+          <w:b/>
+          <w:bCs/>
+          <w:color w:val="1A1A1A"/>
+          <w:sz w:val="22"/>
+          <w:szCs w:val="22"/>
+        </w:rPr>
+        <w:t xml:space="preserve">Основное задание по итогам занятия — не правка, а ещё один подход к обоим листам. Правка исходного листа сохраняет его логику и, как правило, приводит лишь к замене отдельных слов; при заполнении с чистого бланка команда воспроизводит рассуждение заново, уже располагая теоретическим аппаратом.</w:t>
       </w:r>
     </w:p>
     <w:p>
@@ -1571,7 +1571,7 @@
           <w:sz w:val="22"/>
           <w:szCs w:val="22"/>
         </w:rPr>
-        <w:t xml:space="preserve">Заполненные заново листы предъявляются 26 сентября. В ту же дату оформляется паспорт проекта и принимается решение go/no-go, после которого тема проекта считается зафиксированной: до 26.09 включительно команда вправе заменить тему полностью, без обоснования причины и без последствий для оценки, после — только уточнять формулировки в рамках заявленной темы.</w:t>
+        <w:t xml:space="preserve">Листы второго подхода предъявляются 26 сентября вместе с первыми — сравнение входит в задание. В ту же дату оформляется паспорт проекта и принимается решение go/no-go, после которого тема проекта считается зафиксированной: до 26.09 включительно команда вправе заменить тему полностью, без обоснования причины и без последствий для оценки, после — только уточнять формулировки в рамках заявленной темы.</w:t>
       </w:r>
     </w:p>
     <w:p>
@@ -1604,7 +1604,7 @@
           <w:sz w:val="22"/>
           <w:szCs w:val="22"/>
         </w:rPr>
-        <w:t xml:space="preserve">Затруднения, возникшие при заполнении раздаточных листов на практике 1, носят закономерный характер и имеют общую природу: каждое из них представляет собой следствие отсутствия теоретического различения, которое было введено на настоящем занятии. Затруднение с адресатом связано с неразличением частного и общего опыта; затруднения с альтернативой и выгодой — с нарушением логического порядка заполнения формулы; затруднения с числом и сроком — со смешением трёх уровней описания результата. Соответственно, повторное заполнение листов с применением введённого аппарата является не переписыванием, а самостоятельной содержательной работой.</w:t>
+        <w:t xml:space="preserve">Сложности, встретившиеся при заполнении раздаточных листов на практике 1, носят закономерный характер и имеют общую природу: каждая из них представляет собой следствие отсутствия теоретического различения, которое было введено на настоящем занятии. Сложность с адресатом связана с неразличением частного и общего опыта; сложности с альтернативой и выгодой — с нарушением логического порядка заполнения формулы; сложности с числом и сроком — со смешением трёх уровней описания результата. Соответственно, второй подход к листам с применением введённого аппарата является не переписыванием набело, а самостоятельной содержательной работой.</w:t>
       </w:r>
     </w:p>
     <w:p>
@@ -1675,7 +1675,7 @@
           <w:sz w:val="22"/>
           <w:szCs w:val="22"/>
         </w:rPr>
-        <w:t xml:space="preserve">Назовите восемь процессов фазы инициации и укажите, к каким из них относились ваши затруднения.</w:t>
+        <w:t xml:space="preserve">Назовите восемь процессов фазы инициации и укажите, к каким из них относились ваши сложности.</w:t>
       </w:r>
     </w:p>
     <w:p>
@@ -1824,7 +1824,7 @@
           <w:sz w:val="22"/>
           <w:szCs w:val="22"/>
         </w:rPr>
-        <w:t xml:space="preserve">Заполнить лист 1 заново, с чистого бланка, в порядке: адресат — альтернатива — предмет — выгода.</w:t>
+        <w:t xml:space="preserve">Сделать второй подход к листу 1 — с чистого бланка, в порядке: адресат — альтернатива — предмет — выгода.</w:t>
       </w:r>
     </w:p>
     <w:p>
@@ -1850,7 +1850,7 @@
           <w:sz w:val="22"/>
           <w:szCs w:val="22"/>
         </w:rPr>
-        <w:t xml:space="preserve">Заполнить лист 2 заново, на уровне цели проекта, с указанием величины, единиц и способа измерения для буквы M и с распределением сроков между 21.11 и 26.12.</w:t>
+        <w:t xml:space="preserve">Сделать второй подход к листу 2 — на уровне цели проекта, с указанием величины, единиц и способа измерения для буквы M и с распределением сроков между 21.11 и 26.12.</w:t>
       </w:r>
     </w:p>
     <w:p>
